--- a/audio_harvest/docs/Audio Harvest Methodology.docx
+++ b/audio_harvest/docs/Audio Harvest Methodology.docx
@@ -1199,8 +1199,19 @@
           <w:noProof w:val="0"/>
           <w:lang w:val="en-US"/>
         </w:rPr>
-        <w:t>date}.json</w:t>
-      </w:r>
+        <w:t>date}.</w:t>
+      </w:r>
+      <w:bookmarkStart w:name="_Int_IgdrN3lY" w:id="383156697"/>
+      <w:r>
+        <w:rPr>
+          <w:b w:val="0"/>
+          <w:bCs w:val="0"/>
+          <w:noProof w:val="0"/>
+          <w:lang w:val="en-US"/>
+        </w:rPr>
+        <w:t>json</w:t>
+      </w:r>
+      <w:bookmarkEnd w:id="383156697"/>
     </w:p>
     <w:p>
       <w:pPr>
@@ -1337,6 +1348,13 @@
         </w:rPr>
         <w:t>is validated</w:t>
       </w:r>
+      <w:r>
+        <w:rPr>
+          <w:noProof w:val="0"/>
+          <w:lang w:val="en-US"/>
+        </w:rPr>
+        <w:t>.</w:t>
+      </w:r>
     </w:p>
     <w:p>
       <w:pPr>
@@ -1431,7 +1449,21 @@
           <w:noProof w:val="0"/>
           <w:lang w:val="en-US"/>
         </w:rPr>
-        <w:t>validHrs</w:t>
+        <w:t>valid</w:t>
+      </w:r>
+      <w:r>
+        <w:rPr>
+          <w:noProof w:val="0"/>
+          <w:lang w:val="en-US"/>
+        </w:rPr>
+        <w:t>ated</w:t>
+      </w:r>
+      <w:r>
+        <w:rPr>
+          <w:noProof w:val="0"/>
+          <w:lang w:val="en-US"/>
+        </w:rPr>
+        <w:t>Hrs</w:t>
       </w:r>
       <w:r>
         <w:rPr>
@@ -2062,6 +2094,7 @@
               </w:rPr>
               <w:t xml:space="preserve">Spontaneous, </w:t>
             </w:r>
+            <w:bookmarkStart w:name="_Int_PzoHI99m" w:id="1478444157"/>
             <w:r>
               <w:rPr>
                 <w:b w:val="0"/>
@@ -2073,6 +2106,7 @@
               </w:rPr>
               <w:t>untranscribed</w:t>
             </w:r>
+            <w:bookmarkEnd w:id="1478444157"/>
             <w:r>
               <w:rPr>
                 <w:b w:val="0"/>
@@ -2232,6 +2266,7 @@
         </w:rPr>
         <w:t xml:space="preserve">iso_639_3, </w:t>
       </w:r>
+      <w:bookmarkStart w:name="_Int_MDOYWW6p" w:id="1291709940"/>
       <w:r>
         <w:rPr>
           <w:noProof w:val="0"/>
@@ -2239,6 +2274,7 @@
         </w:rPr>
         <w:t>cv_locale</w:t>
       </w:r>
+      <w:bookmarkEnd w:id="1291709940"/>
       <w:r>
         <w:rPr>
           <w:noProof w:val="0"/>
@@ -2258,28 +2294,56 @@
           <w:noProof w:val="0"/>
           <w:lang w:val="en-US"/>
         </w:rPr>
-        <w:t xml:space="preserve">, clips, speakers, </w:t>
-      </w:r>
-      <w:r>
-        <w:rPr>
-          <w:noProof w:val="0"/>
-          <w:lang w:val="en-US"/>
-        </w:rPr>
-        <w:t>license_tier</w:t>
-      </w:r>
-      <w:r>
-        <w:rPr>
-          <w:noProof w:val="0"/>
-          <w:lang w:val="en-US"/>
-        </w:rPr>
-        <w:t xml:space="preserve">, license, </w:t>
-      </w:r>
-      <w:r>
-        <w:rPr>
-          <w:noProof w:val="0"/>
-          <w:lang w:val="en-US"/>
-        </w:rPr>
-        <w:t>corpus_version</w:t>
+        <w:t>, clips, speakers,</w:t>
+      </w:r>
+      <w:r>
+        <w:rPr>
+          <w:noProof w:val="0"/>
+          <w:lang w:val="en-US"/>
+        </w:rPr>
+        <w:t xml:space="preserve"> </w:t>
+      </w:r>
+      <w:r>
+        <w:rPr>
+          <w:noProof w:val="0"/>
+          <w:lang w:val="en-US"/>
+        </w:rPr>
+        <w:t xml:space="preserve">license_tier, </w:t>
+      </w:r>
+      <w:r>
+        <w:rPr>
+          <w:noProof w:val="0"/>
+          <w:lang w:val="en-US"/>
+        </w:rPr>
+        <w:t>lic</w:t>
+      </w:r>
+      <w:r>
+        <w:rPr>
+          <w:noProof w:val="0"/>
+          <w:lang w:val="en-US"/>
+        </w:rPr>
+        <w:t xml:space="preserve">ense, </w:t>
+      </w:r>
+      <w:r>
+        <w:rPr>
+          <w:noProof w:val="0"/>
+          <w:lang w:val="en-US"/>
+        </w:rPr>
+        <w:t>corpus_v</w:t>
+      </w:r>
+      <w:r>
+        <w:rPr>
+          <w:noProof w:val="0"/>
+          <w:lang w:val="en-US"/>
+        </w:rPr>
+        <w:t>er</w:t>
+      </w:r>
+      <w:r>
+        <w:rPr>
+          <w:noProof w:val="0"/>
+          <w:lang w:val="en-US"/>
+        </w:rPr>
+        <w:t>sion</w:t>
       </w:r>
       <w:r>
         <w:rPr>
@@ -2293,7 +2357,21 @@
           <w:noProof w:val="0"/>
           <w:lang w:val="en-US"/>
         </w:rPr>
-        <w:t>source_type</w:t>
+        <w:t>sourc</w:t>
+      </w:r>
+      <w:r>
+        <w:rPr>
+          <w:noProof w:val="0"/>
+          <w:lang w:val="en-US"/>
+        </w:rPr>
+        <w:t>e_</w:t>
+      </w:r>
+      <w:r>
+        <w:rPr>
+          <w:noProof w:val="0"/>
+          <w:lang w:val="en-US"/>
+        </w:rPr>
+        <w:t>type</w:t>
       </w:r>
       <w:r>
         <w:rPr>
@@ -2307,14 +2385,42 @@
           <w:noProof w:val="0"/>
           <w:lang w:val="en-US"/>
         </w:rPr>
-        <w:t>who_transcribed</w:t>
-      </w:r>
-      <w:r>
-        <w:rPr>
-          <w:noProof w:val="0"/>
-          <w:lang w:val="en-US"/>
-        </w:rPr>
-        <w:t>, transcript_exists</w:t>
+        <w:t>who_trans</w:t>
+      </w:r>
+      <w:r>
+        <w:rPr>
+          <w:noProof w:val="0"/>
+          <w:lang w:val="en-US"/>
+        </w:rPr>
+        <w:t>cr</w:t>
+      </w:r>
+      <w:r>
+        <w:rPr>
+          <w:noProof w:val="0"/>
+          <w:lang w:val="en-US"/>
+        </w:rPr>
+        <w:t>ibed</w:t>
+      </w:r>
+      <w:r>
+        <w:rPr>
+          <w:noProof w:val="0"/>
+          <w:lang w:val="en-US"/>
+        </w:rPr>
+        <w:t xml:space="preserve">, </w:t>
+      </w:r>
+      <w:r>
+        <w:rPr>
+          <w:noProof w:val="0"/>
+          <w:lang w:val="en-US"/>
+        </w:rPr>
+        <w:t>transcript_</w:t>
+      </w:r>
+      <w:r>
+        <w:rPr>
+          <w:noProof w:val="0"/>
+          <w:lang w:val="en-US"/>
+        </w:rPr>
+        <w:t>exists</w:t>
       </w:r>
     </w:p>
     <w:p>
@@ -2473,6 +2579,7 @@
         </w:rPr>
         <w:t>: records which dated release (</w:t>
       </w:r>
+      <w:bookmarkStart w:name="_Int_z3NK5Ow6" w:id="38708828"/>
       <w:r>
         <w:rPr>
           <w:noProof w:val="0"/>
@@ -2480,6 +2587,7 @@
         </w:rPr>
         <w:t>e.g.</w:t>
       </w:r>
+      <w:bookmarkEnd w:id="38708828"/>
       <w:r>
         <w:rPr>
           <w:noProof w:val="0"/>
@@ -2510,6 +2618,7 @@
           <w:lang w:val="en-US"/>
         </w:rPr>
       </w:pPr>
+      <w:bookmarkStart w:name="_Int_T8BRs1d5" w:id="1388168506"/>
       <w:r>
         <w:rPr>
           <w:noProof w:val="0"/>
@@ -2517,6 +2626,7 @@
         </w:rPr>
         <w:t>VoxPopuli</w:t>
       </w:r>
+      <w:bookmarkEnd w:id="1388168506"/>
     </w:p>
     <w:p>
       <w:pPr>
@@ -2555,7 +2665,6 @@
         </w:rPr>
         <w:t xml:space="preserve">directly from the </w:t>
       </w:r>
-      <w:bookmarkStart w:name="_Int_RWzJNfin" w:id="161089743"/>
       <w:r>
         <w:rPr>
           <w:noProof w:val="0"/>
@@ -2563,7 +2672,6 @@
         </w:rPr>
         <w:t>facebookresearch</w:t>
       </w:r>
-      <w:bookmarkEnd w:id="161089743"/>
       <w:r>
         <w:rPr>
           <w:noProof w:val="0"/>
@@ -2860,7 +2968,7 @@
           <w:noProof w:val="0"/>
           <w:lang w:val="en-US"/>
         </w:rPr>
-        <w:t>( -</w:t>
+        <w:t>(-</w:t>
       </w:r>
       <w:r>
         <w:rPr>
@@ -3258,7 +3366,7 @@
           <w:noProof w:val="0"/>
           <w:lang w:val="en-US"/>
         </w:rPr>
-        <w:t>bulk-data</w:t>
+        <w:t>bulk data</w:t>
       </w:r>
       <w:r>
         <w:rPr>
@@ -3615,6 +3723,7 @@
         </w:rPr>
         <w:t>Older recordings (.</w:t>
       </w:r>
+      <w:bookmarkStart w:name="_Int_4j9dn1ZJ" w:id="884709572"/>
       <w:r>
         <w:rPr>
           <w:b w:val="1"/>
@@ -3624,6 +3733,7 @@
         </w:rPr>
         <w:t>ogg</w:t>
       </w:r>
+      <w:bookmarkEnd w:id="884709572"/>
       <w:r>
         <w:rPr>
           <w:b w:val="1"/>
@@ -3793,6 +3903,7 @@
         <w:ind w:left="0" w:right="0"/>
         <w:jc w:val="left"/>
       </w:pPr>
+      <w:bookmarkStart w:name="_Int_fFGLo5OI" w:id="1536493328"/>
       <w:r>
         <w:rPr>
           <w:b w:val="1"/>
@@ -3802,6 +3913,7 @@
         </w:rPr>
         <w:t>Source_type</w:t>
       </w:r>
+      <w:bookmarkEnd w:id="1536493328"/>
       <w:r>
         <w:rPr>
           <w:b w:val="0"/>
@@ -4686,7 +4798,7 @@
           <w:noProof w:val="0"/>
           <w:lang w:val="en-US"/>
         </w:rPr>
-        <w:t>zero, and</w:t>
+        <w:t>zero and</w:t>
       </w:r>
       <w:r>
         <w:rPr>
@@ -5185,7 +5297,6 @@
           <w:lang w:val="en-US"/>
         </w:rPr>
       </w:pPr>
-      <w:bookmarkStart w:name="_Int_Rpv0LRxr" w:id="454992908"/>
       <w:r>
         <w:rPr>
           <w:b w:val="1"/>
@@ -5195,7 +5306,6 @@
         </w:rPr>
         <w:t>OpenSLR</w:t>
       </w:r>
-      <w:bookmarkEnd w:id="454992908"/>
       <w:r>
         <w:rPr>
           <w:b w:val="1"/>
@@ -5295,25 +5405,16 @@
           <w:noProof w:val="0"/>
           <w:lang w:val="en-US"/>
         </w:rPr>
-        <w:t xml:space="preserve"> not yet completed. Living Tongues </w:t>
-      </w:r>
-      <w:r>
-        <w:rPr>
-          <w:b w:val="0"/>
-          <w:bCs w:val="0"/>
-          <w:noProof w:val="0"/>
-          <w:lang w:val="en-US"/>
-        </w:rPr>
-        <w:t>in particular has</w:t>
-      </w:r>
-      <w:r>
-        <w:rPr>
-          <w:b w:val="0"/>
-          <w:bCs w:val="0"/>
-          <w:noProof w:val="0"/>
-          <w:lang w:val="en-US"/>
-        </w:rPr>
-        <w:t xml:space="preserve"> no public bulk API and no recording-duration metadata at all (each entry is a single word paired with a translation).</w:t>
+        <w:t xml:space="preserve"> not yet completed. </w:t>
+      </w:r>
+      <w:r>
+        <w:rPr>
+          <w:b w:val="0"/>
+          <w:bCs w:val="0"/>
+          <w:noProof w:val="0"/>
+          <w:lang w:val="en-US"/>
+        </w:rPr>
+        <w:t>Living Tongues in particular has no public bulk API and no recording-duration metadata (each entry is one word paired with a translation).</w:t>
       </w:r>
     </w:p>
     <w:p>
@@ -5862,6 +5963,54 @@
 <file path=word/intelligence2.xml><?xml version="1.0" encoding="utf-8"?>
 <int2:intelligence xmlns:int2="http://schemas.microsoft.com/office/intelligence/2020/intelligence">
   <int2:observations>
+    <int2:textHash int2:hashCode="tcb4KwkynCUxzZ" int2:id="UMkWd0yt">
+      <int2:state int2:type="spell" int2:value="Rejected"/>
+    </int2:textHash>
+    <int2:textHash int2:hashCode="iOkGF/uAH8w6rz" int2:id="7CwiCbUO">
+      <int2:state int2:type="spell" int2:value="Rejected"/>
+    </int2:textHash>
+    <int2:textHash int2:hashCode="ztXxx0Qyo9kAdP" int2:id="98cEpe7X">
+      <int2:state int2:type="spell" int2:value="Rejected"/>
+    </int2:textHash>
+    <int2:textHash int2:hashCode="RTXQppkEwffJi0" int2:id="fDRCDCPS">
+      <int2:state int2:type="spell" int2:value="Rejected"/>
+    </int2:textHash>
+    <int2:textHash int2:hashCode="FFGA/VVR973O0w" int2:id="Ys9ycUMG">
+      <int2:state int2:type="spell" int2:value="Rejected"/>
+    </int2:textHash>
+    <int2:textHash int2:hashCode="Li0TBETjscPafR" int2:id="ZTVAukR5">
+      <int2:state int2:type="spell" int2:value="Rejected"/>
+    </int2:textHash>
+    <int2:textHash int2:hashCode="TicNWvepK+j633" int2:id="8ayj6KkF">
+      <int2:state int2:type="spell" int2:value="Rejected"/>
+    </int2:textHash>
+    <int2:textHash int2:hashCode="wL3+UyJxXmY+kg" int2:id="h2fi8Vz3">
+      <int2:state int2:type="spell" int2:value="Rejected"/>
+    </int2:textHash>
+    <int2:textHash int2:hashCode="6lbzCLQr9D/wBT" int2:id="ioSsBHgO">
+      <int2:state int2:type="spell" int2:value="Rejected"/>
+    </int2:textHash>
+    <int2:textHash int2:hashCode="vz1WmLWwDyTBbo" int2:id="v7tcbVow">
+      <int2:state int2:type="spell" int2:value="Rejected"/>
+    </int2:textHash>
+    <int2:textHash int2:hashCode="QfZqxjN+lRo/uW" int2:id="VqoFi7fN">
+      <int2:state int2:type="spell" int2:value="Rejected"/>
+    </int2:textHash>
+    <int2:textHash int2:hashCode="G+YIB7ShtKw82W" int2:id="JUQaDasU">
+      <int2:state int2:type="spell" int2:value="Rejected"/>
+    </int2:textHash>
+    <int2:textHash int2:hashCode="xs990fnMnrGSHN" int2:id="uqcRJjoO">
+      <int2:state int2:type="spell" int2:value="Rejected"/>
+    </int2:textHash>
+    <int2:textHash int2:hashCode="KVvgBGL6+fuWHI" int2:id="PVaVpUDx">
+      <int2:state int2:type="spell" int2:value="Rejected"/>
+    </int2:textHash>
+    <int2:textHash int2:hashCode="U8da+OiL0sCH/b" int2:id="JaAezoOh">
+      <int2:state int2:type="spell" int2:value="Rejected"/>
+    </int2:textHash>
+    <int2:textHash int2:hashCode="4gTSiih09hI3R2" int2:id="w01De6qq">
+      <int2:state int2:type="spell" int2:value="Rejected"/>
+    </int2:textHash>
     <int2:textHash int2:hashCode="6xDUIMslCjSiGJ" int2:id="wabh6QCh">
       <int2:state int2:type="spell" int2:value="Rejected"/>
     </int2:textHash>
@@ -5991,13 +6140,28 @@
     <int2:textHash int2:hashCode="sMv6GD68rkHJpt" int2:id="FZHF2LsV">
       <int2:state int2:type="spell" int2:value="Rejected"/>
     </int2:textHash>
-    <int2:bookmark int2:bookmarkName="_Int_Z1GtAXXx" int2:invalidationBookmarkName="" int2:hashCode="4drNPdDc1ccfZ0" int2:id="Wf1i5l3S">
+    <int2:bookmark int2:bookmarkName="_Int_fFGLo5OI" int2:invalidationBookmarkName="" int2:hashCode="x3dQgtwAfBWqe1" int2:id="dOJO675h">
       <int2:state int2:type="spell" int2:value="Rejected"/>
     </int2:bookmark>
-    <int2:bookmark int2:bookmarkName="_Int_Rpv0LRxr" int2:invalidationBookmarkName="" int2:hashCode="cWPUSFpdPEUz9B" int2:id="NFDf1DoW">
+    <int2:bookmark int2:bookmarkName="_Int_4j9dn1ZJ" int2:invalidationBookmarkName="" int2:hashCode="hAK90rU9xcoseH" int2:id="ddAXHQ7E">
       <int2:state int2:type="spell" int2:value="Rejected"/>
     </int2:bookmark>
-    <int2:bookmark int2:bookmarkName="_Int_RWzJNfin" int2:invalidationBookmarkName="" int2:hashCode="ReyEuY+hJx9Aok" int2:id="YPwtXb2f">
+    <int2:bookmark int2:bookmarkName="_Int_IgdrN3lY" int2:invalidationBookmarkName="" int2:hashCode="Bdl+bpg0zPBjxV" int2:id="PtdGsjCm">
+      <int2:state int2:type="spell" int2:value="Rejected"/>
+    </int2:bookmark>
+    <int2:bookmark int2:bookmarkName="_Int_MDOYWW6p" int2:invalidationBookmarkName="" int2:hashCode="TqIFumxnAfGaqv" int2:id="0A4DeU3Q">
+      <int2:state int2:type="spell" int2:value="Rejected"/>
+    </int2:bookmark>
+    <int2:bookmark int2:bookmarkName="_Int_PzoHI99m" int2:invalidationBookmarkName="" int2:hashCode="sMv6GD68rkHJpt" int2:id="G3Mk1qmA">
+      <int2:state int2:type="spell" int2:value="Rejected"/>
+    </int2:bookmark>
+    <int2:bookmark int2:bookmarkName="_Int_T8BRs1d5" int2:invalidationBookmarkName="" int2:hashCode="/PoWhVM5ioIZmI" int2:id="BZMb4uWT">
+      <int2:state int2:type="spell" int2:value="Rejected"/>
+    </int2:bookmark>
+    <int2:bookmark int2:bookmarkName="_Int_z3NK5Ow6" int2:invalidationBookmarkName="" int2:hashCode="f1OmjTJDRvyEV6" int2:id="M1HqbOOO">
+      <int2:state int2:type="style" int2:value="Rejected"/>
+    </int2:bookmark>
+    <int2:bookmark int2:bookmarkName="_Int_Z1GtAXXx" int2:invalidationBookmarkName="" int2:hashCode="4drNPdDc1ccfZ0" int2:id="Wf1i5l3S">
       <int2:state int2:type="spell" int2:value="Rejected"/>
     </int2:bookmark>
   </int2:observations>
